--- a/docs/informe-vinculacion.docx
+++ b/docs/informe-vinculacion.docx
@@ -204,12 +204,174 @@
       </w:r>
     </w:p>
     <w:bookmarkEnd w:id="9"/>
-    <w:bookmarkStart w:id="10" w:name="objetivo-principal"/>
+    <w:bookmarkStart w:id="14" w:name="X036b1126bd17c12aea1ad26822bb08f2b5da4c1"/>
     <w:p>
       <w:pPr>
         <w:pStyle w:val="Heading2"/>
       </w:pPr>
       <w:r>
+        <w:t xml:space="preserve">Justificación: cifras oficiales que sustentan la necesidad de este proyecto</w:t>
+      </w:r>
+    </w:p>
+    <w:p>
+      <w:pPr>
+        <w:pStyle w:val="FirstParagraph"/>
+      </w:pPr>
+      <w:r>
+        <w:t xml:space="preserve">Antes de proponer una solución, es necesario dimensionar el problema con datos oficiales. Las siguientes cifras, provenientes del Instituto Nacional de Estadística y Censos (INEC) del Ecuador y de la Comisión Económica para América Latina y el Caribe (CEPAL), muestran que la doble brecha que este proyecto busca atender —alfabetización básica y alfabetización digital en personas adultas mayores— no es una percepción, sino una realidad medible y documentada.</w:t>
+      </w:r>
+    </w:p>
+    <w:bookmarkStart w:id="10" w:name="X8df70ff5976088ae0a2d71c60f3e95a9ae3ee8d"/>
+    <w:p>
+      <w:pPr>
+        <w:pStyle w:val="Heading3"/>
+      </w:pPr>
+      <w:r>
+        <w:t xml:space="preserve">Analfabetismo en personas adultas mayores</w:t>
+      </w:r>
+    </w:p>
+    <w:p>
+      <w:pPr>
+        <w:pStyle w:val="FirstParagraph"/>
+      </w:pPr>
+      <w:r>
+        <w:t xml:space="preserve">Según el VIII Censo de Población y VII de Vivienda (2022), la tasa nacional de analfabetismo en Ecuador se redujo del 6,8 % en 2010 al 3,7 % en 2022. Sin embargo, ese avance no fue parejo entre grupos de edad:</w:t>
+      </w:r>
+      <w:r>
+        <w:t xml:space="preserve"> </w:t>
+      </w:r>
+      <w:r>
+        <w:rPr>
+          <w:b/>
+          <w:bCs/>
+        </w:rPr>
+        <w:t xml:space="preserve">las personas adultas mayores siguen presentando la tasa de analfabetismo más alta del país, con un 16 %</w:t>
+      </w:r>
+      <w:r>
+        <w:t xml:space="preserve"> </w:t>
+      </w:r>
+      <w:r>
+        <w:t xml:space="preserve">—más de cuatro veces la tasa nacional—, a pesar de una reducción de 11,3 puntos porcentuales desde 2010 (INEC, 2023). Es decir, de cada seis personas adultas mayores en Ecuador, aproximadamente una no sabe leer ni escribir, una proporción muy superior a la del resto de la población.</w:t>
+      </w:r>
+    </w:p>
+    <w:bookmarkEnd w:id="10"/>
+    <w:bookmarkStart w:id="11" w:name="una-población-que-crece"/>
+    <w:p>
+      <w:pPr>
+        <w:pStyle w:val="Heading3"/>
+      </w:pPr>
+      <w:r>
+        <w:t xml:space="preserve">Una población que crece</w:t>
+      </w:r>
+    </w:p>
+    <w:p>
+      <w:pPr>
+        <w:pStyle w:val="FirstParagraph"/>
+      </w:pPr>
+      <w:r>
+        <w:t xml:space="preserve">Este problema no solo persiste: afecta a un grupo cada vez más numeroso. El mismo censo 2022 registró que la población de 65 años o más pasó de representar el 6,2 % de la población total en 2010 al 9 % en 2022, alcanzando aproximadamente 1,5 millones de personas en el país (INEC, 2023; citado en El Heraldo, 2023). El envejecimiento poblacional del Ecuador implica que, sin intervenciones específicas, el número absoluto de personas adultas mayores en situación de analfabetismo seguirá creciendo en la próxima década, no solo su proporción.</w:t>
+      </w:r>
+    </w:p>
+    <w:bookmarkEnd w:id="11"/>
+    <w:bookmarkStart w:id="12" w:name="Xd1dec0504bce719a359f13f2da6b1fb2f02e7a5"/>
+    <w:p>
+      <w:pPr>
+        <w:pStyle w:val="Heading3"/>
+      </w:pPr>
+      <w:r>
+        <w:t xml:space="preserve">Brecha digital y analfabetismo tecnológico</w:t>
+      </w:r>
+    </w:p>
+    <w:p>
+      <w:pPr>
+        <w:pStyle w:val="FirstParagraph"/>
+      </w:pPr>
+      <w:r>
+        <w:t xml:space="preserve">La segunda brecha que atiende este proyecto —el uso básico de tecnología— también está documentada oficialmente. Un informe de la Escuela Politécnica Nacional recogido por Primicias (2025) señala que, si bien el acceso a internet en Ecuador creció del 28 % en 2013 al 71,3 % en 2025, ese acceso no se traduce automáticamente en uso: el analfabetismo digital sigue afectando principalmente a personas entre 35 y 65 años y a personas adultas mayores, con las tasas más altas entre quienes no tienen educación formal (11,1 %) y la población indígena (10 %). Adicionalmente, el acceso a tecnología está fuertemente correlacionado con el nivel educativo: los hogares con educación superior alcanzan un 88,6 % de acceso a internet, frente a apenas un 38 % en hogares sin educación formal (Primicias, 2025).</w:t>
+      </w:r>
+    </w:p>
+    <w:p>
+      <w:pPr>
+        <w:pStyle w:val="BodyText"/>
+      </w:pPr>
+      <w:r>
+        <w:t xml:space="preserve">A nivel regional, un estudio de la CEPAL confirma un patrón que incluye explícitamente a Ecuador: en cinco de siete países analizados —entre ellos Ecuador—, el porcentaje de personas adultas mayores que efectivamente</w:t>
+      </w:r>
+      <w:r>
+        <w:t xml:space="preserve"> </w:t>
+      </w:r>
+      <w:r>
+        <w:rPr>
+          <w:i/>
+          <w:iCs/>
+        </w:rPr>
+        <w:t xml:space="preserve">usan</w:t>
+      </w:r>
+      <w:r>
+        <w:t xml:space="preserve"> </w:t>
+      </w:r>
+      <w:r>
+        <w:t xml:space="preserve">una computadora es menor al porcentaje que</w:t>
+      </w:r>
+      <w:r>
+        <w:t xml:space="preserve"> </w:t>
+      </w:r>
+      <w:r>
+        <w:rPr>
+          <w:i/>
+          <w:iCs/>
+        </w:rPr>
+        <w:t xml:space="preserve">tiene acceso</w:t>
+      </w:r>
+      <w:r>
+        <w:t xml:space="preserve"> </w:t>
+      </w:r>
+      <w:r>
+        <w:t xml:space="preserve">a una en su hogar (CEPAL, s.f.). Esto confirma que el problema no es únicamente de acceso a dispositivos, sino de falta de habilidades y de materiales de aprendizaje adecuados para este grupo etario, exactamente el vacío que este proyecto busca llenar.</w:t>
+      </w:r>
+    </w:p>
+    <w:bookmarkEnd w:id="12"/>
+    <w:bookmarkStart w:id="13" w:name="síntesis"/>
+    <w:p>
+      <w:pPr>
+        <w:pStyle w:val="Heading3"/>
+      </w:pPr>
+      <w:r>
+        <w:t xml:space="preserve">Síntesis</w:t>
+      </w:r>
+    </w:p>
+    <w:p>
+      <w:pPr>
+        <w:pStyle w:val="FirstParagraph"/>
+      </w:pPr>
+      <w:r>
+        <w:t xml:space="preserve">Estas cifras permiten formular con precisión la necesidad que origina este proyecto: en Ecuador hay aproximadamente 1,5 millones de personas adultas mayores, de las cuales cerca de una de cada seis no sabe leer ni escribir (16 %), y una proporción similar o mayor tiene acceso a un dispositivo pero no sabe cómo usarlo. Ambas carencias suelen presentarse juntas en la misma persona, y ninguna de las dos se resuelve solo con más infraestructura o más conectividad: se necesitan materiales educativos diseñados específicamente para este público, de acceso gratuito y sin barreras de entrada de registro o de costo. Ese es, en cifras concretas, el problema que</w:t>
+      </w:r>
+      <w:r>
+        <w:t xml:space="preserve"> </w:t>
+      </w:r>
+      <w:r>
+        <w:rPr>
+          <w:b/>
+          <w:bCs/>
+        </w:rPr>
+        <w:t xml:space="preserve">Aprende Conmigo</w:t>
+      </w:r>
+      <w:r>
+        <w:t xml:space="preserve"> </w:t>
+      </w:r>
+      <w:r>
+        <w:t xml:space="preserve">busca resolver.</w:t>
+      </w:r>
+    </w:p>
+    <w:bookmarkEnd w:id="13"/>
+    <w:bookmarkEnd w:id="14"/>
+    <w:bookmarkStart w:id="15" w:name="objetivo-principal"/>
+    <w:p>
+      <w:pPr>
+        <w:pStyle w:val="Heading2"/>
+      </w:pPr>
+      <w:r>
         <w:t xml:space="preserve">Objetivo Principal</w:t>
       </w:r>
     </w:p>
@@ -221,8 +383,8 @@
         <w:t xml:space="preserve">Diseñar e implementar una plataforma web accesible y de uso autónomo que permita a personas adultas mayores aprender, a su propio ritmo, alfabetización básica (lectura, escritura y números) y alfabetización tecnológica (uso del celular e internet), sin requerir registro, conexión constante a un servidor ni asistencia técnica externa.</w:t>
       </w:r>
     </w:p>
-    <w:bookmarkEnd w:id="10"/>
-    <w:bookmarkStart w:id="11" w:name="objetivos-específicos"/>
+    <w:bookmarkEnd w:id="15"/>
+    <w:bookmarkStart w:id="16" w:name="objetivos-específicos"/>
     <w:p>
       <w:pPr>
         <w:pStyle w:val="Heading2"/>
@@ -322,8 +484,8 @@
         </w:pict>
       </w:r>
     </w:p>
-    <w:bookmarkEnd w:id="11"/>
-    <w:bookmarkStart w:id="18" w:name="capítulo-1-conceptos"/>
+    <w:bookmarkEnd w:id="16"/>
+    <w:bookmarkStart w:id="23" w:name="capítulo-1-conceptos"/>
     <w:p>
       <w:pPr>
         <w:pStyle w:val="Heading2"/>
@@ -332,7 +494,7 @@
         <w:t xml:space="preserve">CAPÍTULO 1: CONCEPTOS</w:t>
       </w:r>
     </w:p>
-    <w:bookmarkStart w:id="12" w:name="X661e1ce0e75558f0f8b9143c5f5f73c60366cb7"/>
+    <w:bookmarkStart w:id="17" w:name="X661e1ce0e75558f0f8b9143c5f5f73c60366cb7"/>
     <w:p>
       <w:pPr>
         <w:pStyle w:val="Heading3"/>
@@ -349,8 +511,8 @@
         <w:t xml:space="preserve">La alfabetización de adultos mayores es un proceso pedagógico distinto al de la alfabetización infantil: parte de una persona con experiencia de vida y vocabulario oral amplio, pero sin fluidez en la lectura y escritura formal. Los materiales efectivos para este público priorizan la repetición espaciada, la conexión constante con la vida cotidiana (dinero, comida, familia) y la ausencia de presión de tiempo, evitando el tono infantilizado que suele desmotivar a este grupo etario.</w:t>
       </w:r>
     </w:p>
-    <w:bookmarkEnd w:id="12"/>
-    <w:bookmarkStart w:id="13" w:name="alfabetización-digital-básica"/>
+    <w:bookmarkEnd w:id="17"/>
+    <w:bookmarkStart w:id="18" w:name="alfabetización-digital-básica"/>
     <w:p>
       <w:pPr>
         <w:pStyle w:val="Heading3"/>
@@ -367,8 +529,8 @@
         <w:t xml:space="preserve">Se define como el conjunto mínimo de habilidades necesarias para operar un teléfono inteligente y sus aplicaciones más comunes (llamadas, mensajería, cámara, navegador) de forma segura. Para personas adultas mayores, este aprendizaje debe incluir explícitamente contenidos de seguridad digital (reconocimiento de estafas, protección de contraseñas), dado que este grupo es un objetivo frecuente de fraudes en línea.</w:t>
       </w:r>
     </w:p>
-    <w:bookmarkEnd w:id="13"/>
-    <w:bookmarkStart w:id="14" w:name="X08cdc91f371449699464a105f3c9bb98d2efb5b"/>
+    <w:bookmarkEnd w:id="18"/>
+    <w:bookmarkStart w:id="19" w:name="X08cdc91f371449699464a105f3c9bb98d2efb5b"/>
     <w:p>
       <w:pPr>
         <w:pStyle w:val="Heading3"/>
@@ -385,8 +547,8 @@
         <w:t xml:space="preserve">El diseño accesible aplicado en este proyecto se basa en las pautas WCAG (Web Content Accessibility Guidelines), particularmente en los criterios de contraste de color (relación mínima 4.5:1 para texto normal, verificada en este proyecto con una relación superior a 17:1 entre el texto principal y el fondo), tamaño de texto ajustable por el usuario, y tamaño mínimo de áreas táctiles (44×44 px según WCAG; este proyecto usa 64 px como estándar).</w:t>
       </w:r>
     </w:p>
-    <w:bookmarkEnd w:id="14"/>
-    <w:bookmarkStart w:id="15" w:name="X7dede40876941a6efe2605abbfb40f39eceaf29"/>
+    <w:bookmarkEnd w:id="19"/>
+    <w:bookmarkStart w:id="20" w:name="X7dede40876941a6efe2605abbfb40f39eceaf29"/>
     <w:p>
       <w:pPr>
         <w:pStyle w:val="Heading3"/>
@@ -774,8 +936,8 @@
         <w:t xml:space="preserve">comparación aplicada a la decisión de arquitectura de este proyecto.</w:t>
       </w:r>
     </w:p>
-    <w:bookmarkEnd w:id="15"/>
-    <w:bookmarkStart w:id="16" w:name="X7b8254f30c381501e7874447b850507b87d22d8"/>
+    <w:bookmarkEnd w:id="20"/>
+    <w:bookmarkStart w:id="21" w:name="X7b8254f30c381501e7874447b850507b87d22d8"/>
     <w:p>
       <w:pPr>
         <w:pStyle w:val="Heading3"/>
@@ -801,8 +963,8 @@
         <w:t xml:space="preserve">) sin depender de un servicio externo ni de archivos de audio pregrabados. Utiliza las voces instaladas en el sistema operativo del dispositivo del usuario, lo que evita costos de generación o alojamiento de audio.</w:t>
       </w:r>
     </w:p>
-    <w:bookmarkEnd w:id="16"/>
-    <w:bookmarkStart w:id="17" w:name="X1639d31c6e5d9eae7bcc530e337b3c73e88c08b"/>
+    <w:bookmarkEnd w:id="21"/>
+    <w:bookmarkStart w:id="22" w:name="X1639d31c6e5d9eae7bcc530e337b3c73e88c08b"/>
     <w:p>
       <w:pPr>
         <w:pStyle w:val="Heading3"/>
@@ -835,9 +997,9 @@
         </w:pict>
       </w:r>
     </w:p>
-    <w:bookmarkEnd w:id="17"/>
-    <w:bookmarkEnd w:id="18"/>
-    <w:bookmarkStart w:id="19" w:name="X755a354a265f0a920a2f446c02fccc9d6b044dc"/>
+    <w:bookmarkEnd w:id="22"/>
+    <w:bookmarkEnd w:id="23"/>
+    <w:bookmarkStart w:id="24" w:name="X755a354a265f0a920a2f446c02fccc9d6b044dc"/>
     <w:p>
       <w:pPr>
         <w:pStyle w:val="Heading2"/>
@@ -1036,8 +1198,8 @@
         </w:pict>
       </w:r>
     </w:p>
-    <w:bookmarkEnd w:id="19"/>
-    <w:bookmarkStart w:id="20" w:name="propuesta-de-implementación"/>
+    <w:bookmarkEnd w:id="24"/>
+    <w:bookmarkStart w:id="25" w:name="propuesta-de-implementación"/>
     <w:p>
       <w:pPr>
         <w:pStyle w:val="Heading2"/>
@@ -1337,8 +1499,8 @@
         </w:pict>
       </w:r>
     </w:p>
-    <w:bookmarkEnd w:id="20"/>
-    <w:bookmarkStart w:id="31" w:name="capítulo-2-desarrollo-del-sistema"/>
+    <w:bookmarkEnd w:id="25"/>
+    <w:bookmarkStart w:id="36" w:name="capítulo-2-desarrollo-del-sistema"/>
     <w:p>
       <w:pPr>
         <w:pStyle w:val="Heading2"/>
@@ -1347,7 +1509,7 @@
         <w:t xml:space="preserve">CAPÍTULO 2: DESARROLLO DEL SISTEMA</w:t>
       </w:r>
     </w:p>
-    <w:bookmarkStart w:id="21" w:name="arquitectura-general"/>
+    <w:bookmarkStart w:id="26" w:name="arquitectura-general"/>
     <w:p>
       <w:pPr>
         <w:pStyle w:val="Heading3"/>
@@ -1490,8 +1652,8 @@
         <w:t xml:space="preserve">Ilustración 1. Página de inicio de Aprende Conmigo, con acceso directo a las dos secciones (Alfabetización y Tecnología) sin necesidad de registro.</w:t>
       </w:r>
     </w:p>
-    <w:bookmarkEnd w:id="21"/>
-    <w:bookmarkStart w:id="22" w:name="modelo-de-contenido"/>
+    <w:bookmarkEnd w:id="26"/>
+    <w:bookmarkStart w:id="27" w:name="modelo-de-contenido"/>
     <w:p>
       <w:pPr>
         <w:pStyle w:val="Heading3"/>
@@ -2588,8 +2750,8 @@
         <w:t xml:space="preserve">Si un archivo de contenido tiene un error (por ejemplo, un campo faltante), el proceso de compilación se detiene y muestra exactamente en qué archivo y campo está el problema, evitando publicar contenido inválido.</w:t>
       </w:r>
     </w:p>
-    <w:bookmarkEnd w:id="22"/>
-    <w:bookmarkStart w:id="23" w:name="estructura-del-repositorio"/>
+    <w:bookmarkEnd w:id="27"/>
+    <w:bookmarkStart w:id="28" w:name="estructura-del-repositorio"/>
     <w:p>
       <w:pPr>
         <w:pStyle w:val="Heading3"/>
@@ -2753,8 +2915,8 @@
         <w:t xml:space="preserve">Ilustración 2. Lista de módulos de la sección Alfabetización, con barra de progreso por módulo.</w:t>
       </w:r>
     </w:p>
-    <w:bookmarkEnd w:id="23"/>
-    <w:bookmarkStart w:id="24" w:name="sistema-de-accesibilidad"/>
+    <w:bookmarkEnd w:id="28"/>
+    <w:bookmarkStart w:id="29" w:name="sistema-de-accesibilidad"/>
     <w:p>
       <w:pPr>
         <w:pStyle w:val="Heading3"/>
@@ -2972,8 +3134,8 @@
         <w:t xml:space="preserve">Ilustración 3. Control de tamaño de letra (A / A+ / A++) visible en la parte superior de cada página.</w:t>
       </w:r>
     </w:p>
-    <w:bookmarkEnd w:id="24"/>
-    <w:bookmarkStart w:id="25" w:name="texto-a-voz"/>
+    <w:bookmarkEnd w:id="29"/>
+    <w:bookmarkStart w:id="30" w:name="texto-a-voz"/>
     <w:p>
       <w:pPr>
         <w:pStyle w:val="Heading3"/>
@@ -3083,8 +3245,8 @@
         <w:t xml:space="preserve">en una lección, con controles de pausa y velocidad de lectura.</w:t>
       </w:r>
     </w:p>
-    <w:bookmarkEnd w:id="25"/>
-    <w:bookmarkStart w:id="26" w:name="progreso-sin-cuentas-de-usuario"/>
+    <w:bookmarkEnd w:id="30"/>
+    <w:bookmarkStart w:id="31" w:name="progreso-sin-cuentas-de-usuario"/>
     <w:p>
       <w:pPr>
         <w:pStyle w:val="Heading3"/>
@@ -3532,8 +3694,8 @@
         <w:t xml:space="preserve">y opción de reiniciar progreso en la página de inicio.</w:t>
       </w:r>
     </w:p>
-    <w:bookmarkEnd w:id="26"/>
-    <w:bookmarkStart w:id="27" w:name="ejercicios-interactivos"/>
+    <w:bookmarkEnd w:id="31"/>
+    <w:bookmarkStart w:id="32" w:name="ejercicios-interactivos"/>
     <w:p>
       <w:pPr>
         <w:pStyle w:val="Heading3"/>
@@ -3598,8 +3760,8 @@
         <w:t xml:space="preserve">Ilustración 7. Ejercicio de emparejar tocando la pantalla, usado como alternativa accesible al arrastrar y soltar.</w:t>
       </w:r>
     </w:p>
-    <w:bookmarkEnd w:id="27"/>
-    <w:bookmarkStart w:id="28" w:name="vista-imprimible"/>
+    <w:bookmarkEnd w:id="32"/>
+    <w:bookmarkStart w:id="33" w:name="vista-imprimible"/>
     <w:p>
       <w:pPr>
         <w:pStyle w:val="Heading3"/>
@@ -3658,8 +3820,8 @@
         <w:t xml:space="preserve">Ilustración 8. Hoja de práctica impresa, con espacio para nombre y fecha.</w:t>
       </w:r>
     </w:p>
-    <w:bookmarkEnd w:id="28"/>
-    <w:bookmarkStart w:id="29" w:name="frontend"/>
+    <w:bookmarkEnd w:id="33"/>
+    <w:bookmarkStart w:id="34" w:name="frontend"/>
     <w:p>
       <w:pPr>
         <w:pStyle w:val="Heading3"/>
@@ -3948,8 +4110,8 @@
         <w:t xml:space="preserve">generando las 145 páginas del sitio sin errores.</w:t>
       </w:r>
     </w:p>
-    <w:bookmarkEnd w:id="29"/>
-    <w:bookmarkStart w:id="30" w:name="resultados-de-la-implementación"/>
+    <w:bookmarkEnd w:id="34"/>
+    <w:bookmarkStart w:id="35" w:name="resultados-de-la-implementación"/>
     <w:p>
       <w:pPr>
         <w:pStyle w:val="Heading3"/>
@@ -4243,9 +4405,9 @@
         </w:pict>
       </w:r>
     </w:p>
-    <w:bookmarkEnd w:id="30"/>
-    <w:bookmarkEnd w:id="31"/>
-    <w:bookmarkStart w:id="36" w:name="despliegue"/>
+    <w:bookmarkEnd w:id="35"/>
+    <w:bookmarkEnd w:id="36"/>
+    <w:bookmarkStart w:id="41" w:name="despliegue"/>
     <w:p>
       <w:pPr>
         <w:pStyle w:val="Heading2"/>
@@ -4287,7 +4449,7 @@
         <w:t xml:space="preserve">.</w:t>
       </w:r>
     </w:p>
-    <w:bookmarkStart w:id="32" w:name="configuración-necesaria-en-el-proyecto"/>
+    <w:bookmarkStart w:id="37" w:name="configuración-necesaria-en-el-proyecto"/>
     <w:p>
       <w:pPr>
         <w:pStyle w:val="Heading3"/>
@@ -4508,8 +4670,8 @@
         <w:t xml:space="preserve">), para que GitHub Pages sirva esa carpeta sin filtrarla.</w:t>
       </w:r>
     </w:p>
-    <w:bookmarkEnd w:id="32"/>
-    <w:bookmarkStart w:id="33" w:name="Xc39672df9fa2f021f15ba7dc4f7a4b74206b791"/>
+    <w:bookmarkEnd w:id="37"/>
+    <w:bookmarkStart w:id="38" w:name="Xc39672df9fa2f021f15ba7dc4f7a4b74206b791"/>
     <w:p>
       <w:pPr>
         <w:pStyle w:val="Heading3"/>
@@ -5669,8 +5831,8 @@
         <w:t xml:space="preserve">.</w:t>
       </w:r>
     </w:p>
-    <w:bookmarkEnd w:id="33"/>
-    <w:bookmarkStart w:id="34" w:name="alternativa-manual-sin-github-actions"/>
+    <w:bookmarkEnd w:id="38"/>
+    <w:bookmarkStart w:id="39" w:name="alternativa-manual-sin-github-actions"/>
     <w:p>
       <w:pPr>
         <w:pStyle w:val="Heading3"/>
@@ -5736,8 +5898,8 @@
         <w:t xml:space="preserve">Esta alternativa exige repetir el proceso cada vez que se actualice el contenido, por lo que se recomienda únicamente para una primera publicación de prueba.</w:t>
       </w:r>
     </w:p>
-    <w:bookmarkEnd w:id="34"/>
-    <w:bookmarkStart w:id="35" w:name="consideraciones-adicionales"/>
+    <w:bookmarkEnd w:id="39"/>
+    <w:bookmarkStart w:id="40" w:name="consideraciones-adicionales"/>
     <w:p>
       <w:pPr>
         <w:pStyle w:val="Heading3"/>
@@ -5922,9 +6084,9 @@
         </w:pict>
       </w:r>
     </w:p>
-    <w:bookmarkEnd w:id="35"/>
-    <w:bookmarkEnd w:id="36"/>
-    <w:bookmarkStart w:id="37" w:name="usuarios-del-sistema"/>
+    <w:bookmarkEnd w:id="40"/>
+    <w:bookmarkEnd w:id="41"/>
+    <w:bookmarkStart w:id="42" w:name="usuarios-del-sistema"/>
     <w:p>
       <w:pPr>
         <w:pStyle w:val="Heading2"/>
@@ -5961,8 +6123,8 @@
         </w:pict>
       </w:r>
     </w:p>
-    <w:bookmarkEnd w:id="37"/>
-    <w:bookmarkStart w:id="38" w:name="conclusiones"/>
+    <w:bookmarkEnd w:id="42"/>
+    <w:bookmarkStart w:id="43" w:name="conclusiones"/>
     <w:p>
       <w:pPr>
         <w:pStyle w:val="Heading2"/>
@@ -6043,8 +6205,8 @@
         <w:t xml:space="preserve">El volumen de contenido pedagógico (118 lecciones, 720 ejercicios) demuestra que un sitio estático puede escalar en cantidad de contenido sin perder rendimiento, ya que todo se genera una sola vez durante la compilación.</w:t>
       </w:r>
     </w:p>
-    <w:bookmarkEnd w:id="38"/>
-    <w:bookmarkStart w:id="39" w:name="recomendaciones"/>
+    <w:bookmarkEnd w:id="43"/>
+    <w:bookmarkStart w:id="44" w:name="recomendaciones"/>
     <w:p>
       <w:pPr>
         <w:pStyle w:val="Heading2"/>
@@ -6113,8 +6275,8 @@
         <w:t xml:space="preserve">Se recomienda producir material impreso (usando la vista imprimible ya implementada) para las sesiones presenciales del programa, dirigido a personas sin celular propio.</w:t>
       </w:r>
     </w:p>
-    <w:bookmarkEnd w:id="39"/>
-    <w:bookmarkStart w:id="40" w:name="referencias"/>
+    <w:bookmarkEnd w:id="44"/>
+    <w:bookmarkStart w:id="45" w:name="referencias"/>
     <w:p>
       <w:pPr>
         <w:pStyle w:val="Heading2"/>
@@ -6128,7 +6290,7 @@
         <w:pStyle w:val="FirstParagraph"/>
       </w:pPr>
       <w:r>
-        <w:t xml:space="preserve">Mozilla Developer Network. (n.d.).</w:t>
+        <w:t xml:space="preserve">Instituto Nacional de Estadística y Censos [INEC]. (2023).</w:t>
       </w:r>
       <w:r>
         <w:t xml:space="preserve"> </w:t>
@@ -6138,10 +6300,10 @@
           <w:i/>
           <w:iCs/>
         </w:rPr>
-        <w:t xml:space="preserve">SpeechSynthesis API</w:t>
-      </w:r>
-      <w:r>
-        <w:t xml:space="preserve">. MDN Web Docs. https://developer.mozilla.org/es/docs/Web/API/SpeechSynthesis</w:t>
+        <w:t xml:space="preserve">Reducción del analfabetismo en Ecuador: más de 199.000 personas libres de esta condición desde 2010</w:t>
+      </w:r>
+      <w:r>
+        <w:t xml:space="preserve">. https://www.ecuadorencifras.gob.ec/institucional/reduccion-del-analfabetismo-en-ecuador-mas-de-199-000-personas-libres-de-esta-condicion-desde-2010/</w:t>
       </w:r>
     </w:p>
     <w:p>
@@ -6149,7 +6311,7 @@
         <w:pStyle w:val="BodyText"/>
       </w:pPr>
       <w:r>
-        <w:t xml:space="preserve">Vercel. (n.d.).</w:t>
+        <w:t xml:space="preserve">El Heraldo. (2023).</w:t>
       </w:r>
       <w:r>
         <w:t xml:space="preserve"> </w:t>
@@ -6159,10 +6321,10 @@
           <w:i/>
           <w:iCs/>
         </w:rPr>
-        <w:t xml:space="preserve">Static Exports</w:t>
-      </w:r>
-      <w:r>
-        <w:t xml:space="preserve">. Next.js Documentation. https://nextjs.org/docs/app/guides/static-exports</w:t>
+        <w:t xml:space="preserve">INEC registra incremento de adultos mayores</w:t>
+      </w:r>
+      <w:r>
+        <w:t xml:space="preserve">. https://www.elheraldo.com.ec/inec-registra-incremento-de-adultos-mayores/</w:t>
       </w:r>
     </w:p>
     <w:p>
@@ -6170,7 +6332,7 @@
         <w:pStyle w:val="BodyText"/>
       </w:pPr>
       <w:r>
-        <w:t xml:space="preserve">W3C. (2018).</w:t>
+        <w:t xml:space="preserve">Primicias. (2025).</w:t>
       </w:r>
       <w:r>
         <w:t xml:space="preserve"> </w:t>
@@ -6180,10 +6342,10 @@
           <w:i/>
           <w:iCs/>
         </w:rPr>
-        <w:t xml:space="preserve">Web Content Accessibility Guidelines (WCAG) 2.1</w:t>
-      </w:r>
-      <w:r>
-        <w:t xml:space="preserve">. World Wide Web Consortium. https://www.w3.org/TR/WCAG21/</w:t>
+        <w:t xml:space="preserve">Acceso a Internet en Ecuador llega al 71,3 %, pero uso productivo es mínimo, según informe</w:t>
+      </w:r>
+      <w:r>
+        <w:t xml:space="preserve">. https://www.primicias.ec/sociedad/ecuador-acceso-internet-brecha-digital-usos-informe-politecnica-113472/</w:t>
       </w:r>
     </w:p>
     <w:p>
@@ -6191,7 +6353,7 @@
         <w:pStyle w:val="BodyText"/>
       </w:pPr>
       <w:r>
-        <w:t xml:space="preserve">Braille Institute. (n.d.).</w:t>
+        <w:t xml:space="preserve">Comisión Económica para América Latina y el Caribe [CEPAL]. (s.f.).</w:t>
       </w:r>
       <w:r>
         <w:t xml:space="preserve"> </w:t>
@@ -6201,10 +6363,10 @@
           <w:i/>
           <w:iCs/>
         </w:rPr>
-        <w:t xml:space="preserve">Atkinson Hyperlegible Font</w:t>
-      </w:r>
-      <w:r>
-        <w:t xml:space="preserve">. https://www.brailleinstitute.org/freefont/</w:t>
+        <w:t xml:space="preserve">Las tecnologías de la información y las comunicaciones (TIC): una clave para la inclusión de las personas mayores en América Latina</w:t>
+      </w:r>
+      <w:r>
+        <w:t xml:space="preserve">. https://www.cepal.org/es/notas/tecnologias-la-informacion-comunicaciones-tic-clave-la-inclusion-personas-mayores-america</w:t>
       </w:r>
     </w:p>
     <w:p>
@@ -6212,7 +6374,7 @@
         <w:pStyle w:val="BodyText"/>
       </w:pPr>
       <w:r>
-        <w:t xml:space="preserve">Colby, C. (n.d.).</w:t>
+        <w:t xml:space="preserve">Mozilla Developer Network. (n.d.).</w:t>
       </w:r>
       <w:r>
         <w:t xml:space="preserve"> </w:t>
@@ -6222,13 +6384,97 @@
           <w:i/>
           <w:iCs/>
         </w:rPr>
+        <w:t xml:space="preserve">SpeechSynthesis API</w:t>
+      </w:r>
+      <w:r>
+        <w:t xml:space="preserve">. MDN Web Docs. https://developer.mozilla.org/es/docs/Web/API/SpeechSynthesis</w:t>
+      </w:r>
+    </w:p>
+    <w:p>
+      <w:pPr>
+        <w:pStyle w:val="BodyText"/>
+      </w:pPr>
+      <w:r>
+        <w:t xml:space="preserve">Vercel. (n.d.).</w:t>
+      </w:r>
+      <w:r>
+        <w:t xml:space="preserve"> </w:t>
+      </w:r>
+      <w:r>
+        <w:rPr>
+          <w:i/>
+          <w:iCs/>
+        </w:rPr>
+        <w:t xml:space="preserve">Static Exports</w:t>
+      </w:r>
+      <w:r>
+        <w:t xml:space="preserve">. Next.js Documentation. https://nextjs.org/docs/app/guides/static-exports</w:t>
+      </w:r>
+    </w:p>
+    <w:p>
+      <w:pPr>
+        <w:pStyle w:val="BodyText"/>
+      </w:pPr>
+      <w:r>
+        <w:t xml:space="preserve">W3C. (2018).</w:t>
+      </w:r>
+      <w:r>
+        <w:t xml:space="preserve"> </w:t>
+      </w:r>
+      <w:r>
+        <w:rPr>
+          <w:i/>
+          <w:iCs/>
+        </w:rPr>
+        <w:t xml:space="preserve">Web Content Accessibility Guidelines (WCAG) 2.1</w:t>
+      </w:r>
+      <w:r>
+        <w:t xml:space="preserve">. World Wide Web Consortium. https://www.w3.org/TR/WCAG21/</w:t>
+      </w:r>
+    </w:p>
+    <w:p>
+      <w:pPr>
+        <w:pStyle w:val="BodyText"/>
+      </w:pPr>
+      <w:r>
+        <w:t xml:space="preserve">Braille Institute. (n.d.).</w:t>
+      </w:r>
+      <w:r>
+        <w:t xml:space="preserve"> </w:t>
+      </w:r>
+      <w:r>
+        <w:rPr>
+          <w:i/>
+          <w:iCs/>
+        </w:rPr>
+        <w:t xml:space="preserve">Atkinson Hyperlegible Font</w:t>
+      </w:r>
+      <w:r>
+        <w:t xml:space="preserve">. https://www.brailleinstitute.org/freefont/</w:t>
+      </w:r>
+    </w:p>
+    <w:p>
+      <w:pPr>
+        <w:pStyle w:val="BodyText"/>
+      </w:pPr>
+      <w:r>
+        <w:t xml:space="preserve">Colby, C. (n.d.).</w:t>
+      </w:r>
+      <w:r>
+        <w:t xml:space="preserve"> </w:t>
+      </w:r>
+      <w:r>
+        <w:rPr>
+          <w:i/>
+          <w:iCs/>
+        </w:rPr>
         <w:t xml:space="preserve">Zod: TypeScript-first schema validation</w:t>
       </w:r>
       <w:r>
         <w:t xml:space="preserve">. https://zod.dev</w:t>
       </w:r>
     </w:p>
-    <w:bookmarkEnd w:id="40"/>
+    <w:bookmarkEnd w:id="45"/>
     <w:sectPr>
       <w:footnotePr>
         <w:numRestart w:val="eachSect"/>
